--- a/manuscript/analysis_notes/02_weather_and_PAIC.docx
+++ b/manuscript/analysis_notes/02_weather_and_PAIC.docx
@@ -15,12 +15,12 @@
         <w:pStyle w:val="Subtitle"/>
       </w:pPr>
       <w:r>
-        <w:t>Current analysis for paper drafting   |   21 October 2026</w:t>
+        <w:t>Current analysis for paper drafting   |   23 October 2026</w:t>
       </w:r>
     </w:p>
     <w:p>
       <w:r>
-        <w:t>Summer rainfall is positively associated with PAIC in all four hybrids after allowing a curved age trajectory associated with stand development. Trichobel has the largest estimated absolute rainfall and temperature associations, but the uncertainty does not establish larger responses than in the other hybrids. These exploratory results suggest possible weather contributions to growth, not a causal explanation of hybrid performance.</w:t>
+        <w:t>Eight biological hypotheses were compared directly, without excluding weather variables by correlation strength. Summer rainfall and temperature ranked first for all four hybrids, with clearer support in Beaupre and Robusta. The age-only alternative remained more competitive for Gibecq and Trichobel. Summer weather associations remain exploratory and cannot independently explain the causal basis of hybrid performance.</w:t>
       </w:r>
     </w:p>
     <w:p>
@@ -38,7 +38,7 @@
     </w:p>
     <w:p>
       <w:r>
-        <w:t>The model dataset contains 26 measurement years from 1994 to 2023, giving 104 hybrid summaries. All candidate models use these same years, with complete summer temperature and rainfall. Weather is assigned from the growth year preceding measurement: a measurement in year t receives weather from year t − 1. There are 26 shared weather occasions, not 104 independent weather replicates.</w:t>
+        <w:t>The hypothesis comparison uses 24 common complete-weather measurement years from 1994 to 2023 (96 hybrid summaries). Summer associations are then estimated using all 26 years with complete summer weather (104 summaries). Weather in year t − 1 is paired with PAIC measured in year t. Hybrids share weather occasions; four summaries per year do not constitute four independent weather replicates.</w:t>
       </w:r>
     </w:p>
     <w:p>
@@ -675,7 +675,7 @@
     </w:p>
     <w:p>
       <w:r>
-        <w:t>Spring means March–May and summer means June–August. A dry day has rainfall &lt;1 mm; the dry spell is the longest consecutive run. Air and ground frost are days with minimum air and grass temperature below 0 °C, respectively. A candidate seasonal value is used only when all expected daily observations for that variable are available. No missing daily weather is imputed.</w:t>
+        <w:t>Spring means March–May and summer means June–August. A dry day has rainfall &lt;1 mm; the dry spell is the longest consecutive run. Air and ground frost are days with minimum air and grass temperature below 0 °C, respectively. A candidate seasonal value is used only when all expected daily observations for that variable are available. No further daily weather imputation is introduced in these analyses; completeness is assessed on the prepared series.</w:t>
       </w:r>
     </w:p>
     <w:p>
@@ -684,18 +684,796 @@
         <w:pageBreakBefore/>
       </w:pPr>
       <w:r>
-        <w:t>Calculated results from the weather screen</w:t>
+        <w:t>Timing of PAIC and weather windows</w:t>
+      </w:r>
+    </w:p>
+    <w:p>
+      <w:r>
+        <w:t>The year labels identify measurements, while the weather must describe the growth that those measurements capture. Let t be the recorded measurement year and s the previous observed measurement year. Under the adopted dormant-season measurement convention, the most recent completed growth year is g = t − 1. This is an alignment of growth and weather, not evidence of a delayed one-year physiological response to weather.</w:t>
+      </w:r>
+    </w:p>
+    <w:p>
+      <w:r>
+        <w:t>PAIC recorded at t represents the annualised carbon-stock increment over the interval from s to t: PAICₜ = (Cₜ − Cₛ)/(t − s). For consecutive annual visits, s = t − 1. After a measurement gap, s is the last year actually observed. The weather models use supplied annualised tree-level PAIC values, summarised by hybrid medians; separately recalculated stock differences are preparation audits rather than replacements of the supplied response.</w:t>
+      </w:r>
+    </w:p>
+    <w:p>
+      <w:r>
+        <w:t>The original online discussion used a March 2002 visit as the example: the increment since the preceding annual visit mainly represents the 2001 growing season. Relevant summer weather is therefore June–August 2001. The winter preceding that growing season is December 2000–February 2001. December 2001–February 2002 is the winter after that growth season, immediately before the March 2002 visit; it is not the “previous winter” window defined in these scripts.</w:t>
+      </w:r>
+    </w:p>
+    <w:tbl>
+      <w:tblPr>
+        <w:tblW w:type="auto" w:w="0"/>
+        <w:tblLayout w:type="fixed"/>
+        <w:tblLook w:firstColumn="1" w:firstRow="1" w:lastColumn="0" w:lastRow="0" w:noHBand="0" w:noVBand="1" w:val="04A0"/>
+      </w:tblPr>
+      <w:tblGrid>
+        <w:gridCol w:w="1944"/>
+        <w:gridCol w:w="3816"/>
+        <w:gridCol w:w="3744"/>
+      </w:tblGrid>
+      <w:tr>
+        <w:trPr>
+          <w:cantSplit/>
+          <w:tblHeader/>
+        </w:trPr>
+        <w:tc>
+          <w:tcPr>
+            <w:tcW w:type="dxa" w:w="1944"/>
+            <w:vAlign w:val="center"/>
+            <w:tcBorders>
+              <w:top w:val="single" w:sz="5" w:color="D9D9D9"/>
+              <w:left w:val="single" w:sz="5" w:color="D9D9D9"/>
+              <w:bottom w:val="single" w:sz="5" w:color="D9D9D9"/>
+              <w:right w:val="single" w:sz="5" w:color="D9D9D9"/>
+            </w:tcBorders>
+            <w:tcMar>
+              <w:top w:w="75" w:type="dxa"/>
+              <w:left w:w="75" w:type="dxa"/>
+              <w:bottom w:w="75" w:type="dxa"/>
+              <w:right w:w="75" w:type="dxa"/>
+            </w:tcMar>
+            <w:shd w:fill="E7EDF2"/>
+          </w:tcPr>
+          <w:p>
+            <w:pPr>
+              <w:spacing w:after="60" w:before="60"/>
+            </w:pPr>
+            <w:r>
+              <w:rPr>
+                <w:b/>
+                <w:sz w:val="19"/>
+              </w:rPr>
+              <w:t>Weather window</w:t>
+            </w:r>
+          </w:p>
+        </w:tc>
+        <w:tc>
+          <w:tcPr>
+            <w:tcW w:type="dxa" w:w="3816"/>
+            <w:vAlign w:val="center"/>
+            <w:tcBorders>
+              <w:top w:val="single" w:sz="5" w:color="D9D9D9"/>
+              <w:left w:val="single" w:sz="5" w:color="D9D9D9"/>
+              <w:bottom w:val="single" w:sz="5" w:color="D9D9D9"/>
+              <w:right w:val="single" w:sz="5" w:color="D9D9D9"/>
+            </w:tcBorders>
+            <w:tcMar>
+              <w:top w:w="75" w:type="dxa"/>
+              <w:left w:w="75" w:type="dxa"/>
+              <w:bottom w:w="75" w:type="dxa"/>
+              <w:right w:w="75" w:type="dxa"/>
+            </w:tcMar>
+            <w:shd w:fill="E7EDF2"/>
+          </w:tcPr>
+          <w:p>
+            <w:pPr>
+              <w:spacing w:after="60" w:before="60"/>
+            </w:pPr>
+            <w:r>
+              <w:rPr>
+                <w:b/>
+                <w:sz w:val="19"/>
+              </w:rPr>
+              <w:t>Dates relative to measurement year t</w:t>
+            </w:r>
+          </w:p>
+        </w:tc>
+        <w:tc>
+          <w:tcPr>
+            <w:tcW w:type="dxa" w:w="3744"/>
+            <w:vAlign w:val="center"/>
+            <w:tcBorders>
+              <w:top w:val="single" w:sz="5" w:color="D9D9D9"/>
+              <w:left w:val="single" w:sz="5" w:color="D9D9D9"/>
+              <w:bottom w:val="single" w:sz="5" w:color="D9D9D9"/>
+              <w:right w:val="single" w:sz="5" w:color="D9D9D9"/>
+            </w:tcBorders>
+            <w:tcMar>
+              <w:top w:w="75" w:type="dxa"/>
+              <w:left w:w="75" w:type="dxa"/>
+              <w:bottom w:w="75" w:type="dxa"/>
+              <w:right w:w="75" w:type="dxa"/>
+            </w:tcMar>
+            <w:shd w:fill="E7EDF2"/>
+          </w:tcPr>
+          <w:p>
+            <w:pPr>
+              <w:spacing w:after="60" w:before="60"/>
+            </w:pPr>
+            <w:r>
+              <w:rPr>
+                <w:b/>
+                <w:sz w:val="19"/>
+              </w:rPr>
+              <w:t>Example for t = 2002</w:t>
+            </w:r>
+          </w:p>
+        </w:tc>
+      </w:tr>
+      <w:tr>
+        <w:trPr>
+          <w:cantSplit/>
+        </w:trPr>
+        <w:tc>
+          <w:tcPr>
+            <w:tcW w:type="dxa" w:w="1944"/>
+            <w:vAlign w:val="center"/>
+            <w:tcBorders>
+              <w:top w:val="single" w:sz="5" w:color="D9D9D9"/>
+              <w:left w:val="single" w:sz="5" w:color="D9D9D9"/>
+              <w:bottom w:val="single" w:sz="5" w:color="D9D9D9"/>
+              <w:right w:val="single" w:sz="5" w:color="D9D9D9"/>
+            </w:tcBorders>
+            <w:tcMar>
+              <w:top w:w="75" w:type="dxa"/>
+              <w:left w:w="75" w:type="dxa"/>
+              <w:bottom w:w="75" w:type="dxa"/>
+              <w:right w:w="75" w:type="dxa"/>
+            </w:tcMar>
+          </w:tcPr>
+          <w:p>
+            <w:pPr>
+              <w:spacing w:after="60" w:before="60"/>
+            </w:pPr>
+            <w:r>
+              <w:rPr>
+                <w:b w:val="0"/>
+                <w:sz w:val="19"/>
+              </w:rPr>
+              <w:t>Spring</w:t>
+            </w:r>
+          </w:p>
+        </w:tc>
+        <w:tc>
+          <w:tcPr>
+            <w:tcW w:type="dxa" w:w="3816"/>
+            <w:vAlign w:val="center"/>
+            <w:tcBorders>
+              <w:top w:val="single" w:sz="5" w:color="D9D9D9"/>
+              <w:left w:val="single" w:sz="5" w:color="D9D9D9"/>
+              <w:bottom w:val="single" w:sz="5" w:color="D9D9D9"/>
+              <w:right w:val="single" w:sz="5" w:color="D9D9D9"/>
+            </w:tcBorders>
+            <w:tcMar>
+              <w:top w:w="75" w:type="dxa"/>
+              <w:left w:w="75" w:type="dxa"/>
+              <w:bottom w:w="75" w:type="dxa"/>
+              <w:right w:w="75" w:type="dxa"/>
+            </w:tcMar>
+          </w:tcPr>
+          <w:p>
+            <w:pPr>
+              <w:spacing w:after="60" w:before="60"/>
+            </w:pPr>
+            <w:r>
+              <w:rPr>
+                <w:b w:val="0"/>
+                <w:sz w:val="19"/>
+              </w:rPr>
+              <w:t>1 March–31 May of t − 1</w:t>
+            </w:r>
+          </w:p>
+        </w:tc>
+        <w:tc>
+          <w:tcPr>
+            <w:tcW w:type="dxa" w:w="3744"/>
+            <w:vAlign w:val="center"/>
+            <w:tcBorders>
+              <w:top w:val="single" w:sz="5" w:color="D9D9D9"/>
+              <w:left w:val="single" w:sz="5" w:color="D9D9D9"/>
+              <w:bottom w:val="single" w:sz="5" w:color="D9D9D9"/>
+              <w:right w:val="single" w:sz="5" w:color="D9D9D9"/>
+            </w:tcBorders>
+            <w:tcMar>
+              <w:top w:w="75" w:type="dxa"/>
+              <w:left w:w="75" w:type="dxa"/>
+              <w:bottom w:w="75" w:type="dxa"/>
+              <w:right w:w="75" w:type="dxa"/>
+            </w:tcMar>
+          </w:tcPr>
+          <w:p>
+            <w:pPr>
+              <w:spacing w:after="60" w:before="60"/>
+            </w:pPr>
+            <w:r>
+              <w:rPr>
+                <w:b w:val="0"/>
+                <w:sz w:val="19"/>
+              </w:rPr>
+              <w:t>1 March–31 May 2001</w:t>
+            </w:r>
+          </w:p>
+        </w:tc>
+      </w:tr>
+      <w:tr>
+        <w:trPr>
+          <w:cantSplit/>
+        </w:trPr>
+        <w:tc>
+          <w:tcPr>
+            <w:tcW w:type="dxa" w:w="1944"/>
+            <w:vAlign w:val="center"/>
+            <w:tcBorders>
+              <w:top w:val="single" w:sz="5" w:color="D9D9D9"/>
+              <w:left w:val="single" w:sz="5" w:color="D9D9D9"/>
+              <w:bottom w:val="single" w:sz="5" w:color="D9D9D9"/>
+              <w:right w:val="single" w:sz="5" w:color="D9D9D9"/>
+            </w:tcBorders>
+            <w:tcMar>
+              <w:top w:w="75" w:type="dxa"/>
+              <w:left w:w="75" w:type="dxa"/>
+              <w:bottom w:w="75" w:type="dxa"/>
+              <w:right w:w="75" w:type="dxa"/>
+            </w:tcMar>
+          </w:tcPr>
+          <w:p>
+            <w:pPr>
+              <w:spacing w:after="60" w:before="60"/>
+            </w:pPr>
+            <w:r>
+              <w:rPr>
+                <w:b w:val="0"/>
+                <w:sz w:val="19"/>
+              </w:rPr>
+              <w:t>Summer</w:t>
+            </w:r>
+          </w:p>
+        </w:tc>
+        <w:tc>
+          <w:tcPr>
+            <w:tcW w:type="dxa" w:w="3816"/>
+            <w:vAlign w:val="center"/>
+            <w:tcBorders>
+              <w:top w:val="single" w:sz="5" w:color="D9D9D9"/>
+              <w:left w:val="single" w:sz="5" w:color="D9D9D9"/>
+              <w:bottom w:val="single" w:sz="5" w:color="D9D9D9"/>
+              <w:right w:val="single" w:sz="5" w:color="D9D9D9"/>
+            </w:tcBorders>
+            <w:tcMar>
+              <w:top w:w="75" w:type="dxa"/>
+              <w:left w:w="75" w:type="dxa"/>
+              <w:bottom w:w="75" w:type="dxa"/>
+              <w:right w:w="75" w:type="dxa"/>
+            </w:tcMar>
+          </w:tcPr>
+          <w:p>
+            <w:pPr>
+              <w:spacing w:after="60" w:before="60"/>
+            </w:pPr>
+            <w:r>
+              <w:rPr>
+                <w:b w:val="0"/>
+                <w:sz w:val="19"/>
+              </w:rPr>
+              <w:t>1 June–31 August of t − 1</w:t>
+            </w:r>
+          </w:p>
+        </w:tc>
+        <w:tc>
+          <w:tcPr>
+            <w:tcW w:type="dxa" w:w="3744"/>
+            <w:vAlign w:val="center"/>
+            <w:tcBorders>
+              <w:top w:val="single" w:sz="5" w:color="D9D9D9"/>
+              <w:left w:val="single" w:sz="5" w:color="D9D9D9"/>
+              <w:bottom w:val="single" w:sz="5" w:color="D9D9D9"/>
+              <w:right w:val="single" w:sz="5" w:color="D9D9D9"/>
+            </w:tcBorders>
+            <w:tcMar>
+              <w:top w:w="75" w:type="dxa"/>
+              <w:left w:w="75" w:type="dxa"/>
+              <w:bottom w:w="75" w:type="dxa"/>
+              <w:right w:w="75" w:type="dxa"/>
+            </w:tcMar>
+          </w:tcPr>
+          <w:p>
+            <w:pPr>
+              <w:spacing w:after="60" w:before="60"/>
+            </w:pPr>
+            <w:r>
+              <w:rPr>
+                <w:b w:val="0"/>
+                <w:sz w:val="19"/>
+              </w:rPr>
+              <w:t>1 June–31 August 2001</w:t>
+            </w:r>
+          </w:p>
+        </w:tc>
+      </w:tr>
+      <w:tr>
+        <w:trPr>
+          <w:cantSplit/>
+        </w:trPr>
+        <w:tc>
+          <w:tcPr>
+            <w:tcW w:type="dxa" w:w="1944"/>
+            <w:vAlign w:val="center"/>
+            <w:tcBorders>
+              <w:top w:val="single" w:sz="5" w:color="D9D9D9"/>
+              <w:left w:val="single" w:sz="5" w:color="D9D9D9"/>
+              <w:bottom w:val="single" w:sz="5" w:color="D9D9D9"/>
+              <w:right w:val="single" w:sz="5" w:color="D9D9D9"/>
+            </w:tcBorders>
+            <w:tcMar>
+              <w:top w:w="75" w:type="dxa"/>
+              <w:left w:w="75" w:type="dxa"/>
+              <w:bottom w:w="75" w:type="dxa"/>
+              <w:right w:w="75" w:type="dxa"/>
+            </w:tcMar>
+          </w:tcPr>
+          <w:p>
+            <w:pPr>
+              <w:spacing w:after="60" w:before="60"/>
+            </w:pPr>
+            <w:r>
+              <w:rPr>
+                <w:b w:val="0"/>
+                <w:sz w:val="19"/>
+              </w:rPr>
+              <w:t>Autumn</w:t>
+            </w:r>
+          </w:p>
+        </w:tc>
+        <w:tc>
+          <w:tcPr>
+            <w:tcW w:type="dxa" w:w="3816"/>
+            <w:vAlign w:val="center"/>
+            <w:tcBorders>
+              <w:top w:val="single" w:sz="5" w:color="D9D9D9"/>
+              <w:left w:val="single" w:sz="5" w:color="D9D9D9"/>
+              <w:bottom w:val="single" w:sz="5" w:color="D9D9D9"/>
+              <w:right w:val="single" w:sz="5" w:color="D9D9D9"/>
+            </w:tcBorders>
+            <w:tcMar>
+              <w:top w:w="75" w:type="dxa"/>
+              <w:left w:w="75" w:type="dxa"/>
+              <w:bottom w:w="75" w:type="dxa"/>
+              <w:right w:w="75" w:type="dxa"/>
+            </w:tcMar>
+          </w:tcPr>
+          <w:p>
+            <w:pPr>
+              <w:spacing w:after="60" w:before="60"/>
+            </w:pPr>
+            <w:r>
+              <w:rPr>
+                <w:b w:val="0"/>
+                <w:sz w:val="19"/>
+              </w:rPr>
+              <w:t>1 September–30 November of t − 1</w:t>
+            </w:r>
+          </w:p>
+        </w:tc>
+        <w:tc>
+          <w:tcPr>
+            <w:tcW w:type="dxa" w:w="3744"/>
+            <w:vAlign w:val="center"/>
+            <w:tcBorders>
+              <w:top w:val="single" w:sz="5" w:color="D9D9D9"/>
+              <w:left w:val="single" w:sz="5" w:color="D9D9D9"/>
+              <w:bottom w:val="single" w:sz="5" w:color="D9D9D9"/>
+              <w:right w:val="single" w:sz="5" w:color="D9D9D9"/>
+            </w:tcBorders>
+            <w:tcMar>
+              <w:top w:w="75" w:type="dxa"/>
+              <w:left w:w="75" w:type="dxa"/>
+              <w:bottom w:w="75" w:type="dxa"/>
+              <w:right w:w="75" w:type="dxa"/>
+            </w:tcMar>
+          </w:tcPr>
+          <w:p>
+            <w:pPr>
+              <w:spacing w:after="60" w:before="60"/>
+            </w:pPr>
+            <w:r>
+              <w:rPr>
+                <w:b w:val="0"/>
+                <w:sz w:val="19"/>
+              </w:rPr>
+              <w:t>1 September–30 November 2001</w:t>
+            </w:r>
+          </w:p>
+        </w:tc>
+      </w:tr>
+      <w:tr>
+        <w:trPr>
+          <w:cantSplit/>
+        </w:trPr>
+        <w:tc>
+          <w:tcPr>
+            <w:tcW w:type="dxa" w:w="1944"/>
+            <w:vAlign w:val="center"/>
+            <w:tcBorders>
+              <w:top w:val="single" w:sz="5" w:color="D9D9D9"/>
+              <w:left w:val="single" w:sz="5" w:color="D9D9D9"/>
+              <w:bottom w:val="single" w:sz="5" w:color="D9D9D9"/>
+              <w:right w:val="single" w:sz="5" w:color="D9D9D9"/>
+            </w:tcBorders>
+            <w:tcMar>
+              <w:top w:w="75" w:type="dxa"/>
+              <w:left w:w="75" w:type="dxa"/>
+              <w:bottom w:w="75" w:type="dxa"/>
+              <w:right w:w="75" w:type="dxa"/>
+            </w:tcMar>
+          </w:tcPr>
+          <w:p>
+            <w:pPr>
+              <w:spacing w:after="60" w:before="60"/>
+            </w:pPr>
+            <w:r>
+              <w:rPr>
+                <w:b w:val="0"/>
+                <w:sz w:val="19"/>
+              </w:rPr>
+              <w:t>Previous winter</w:t>
+            </w:r>
+          </w:p>
+        </w:tc>
+        <w:tc>
+          <w:tcPr>
+            <w:tcW w:type="dxa" w:w="3816"/>
+            <w:vAlign w:val="center"/>
+            <w:tcBorders>
+              <w:top w:val="single" w:sz="5" w:color="D9D9D9"/>
+              <w:left w:val="single" w:sz="5" w:color="D9D9D9"/>
+              <w:bottom w:val="single" w:sz="5" w:color="D9D9D9"/>
+              <w:right w:val="single" w:sz="5" w:color="D9D9D9"/>
+            </w:tcBorders>
+            <w:tcMar>
+              <w:top w:w="75" w:type="dxa"/>
+              <w:left w:w="75" w:type="dxa"/>
+              <w:bottom w:w="75" w:type="dxa"/>
+              <w:right w:w="75" w:type="dxa"/>
+            </w:tcMar>
+          </w:tcPr>
+          <w:p>
+            <w:pPr>
+              <w:spacing w:after="60" w:before="60"/>
+            </w:pPr>
+            <w:r>
+              <w:rPr>
+                <w:b w:val="0"/>
+                <w:sz w:val="19"/>
+              </w:rPr>
+              <w:t>1 December of t − 2 to the last day of February of t − 1</w:t>
+            </w:r>
+          </w:p>
+        </w:tc>
+        <w:tc>
+          <w:tcPr>
+            <w:tcW w:type="dxa" w:w="3744"/>
+            <w:vAlign w:val="center"/>
+            <w:tcBorders>
+              <w:top w:val="single" w:sz="5" w:color="D9D9D9"/>
+              <w:left w:val="single" w:sz="5" w:color="D9D9D9"/>
+              <w:bottom w:val="single" w:sz="5" w:color="D9D9D9"/>
+              <w:right w:val="single" w:sz="5" w:color="D9D9D9"/>
+            </w:tcBorders>
+            <w:tcMar>
+              <w:top w:w="75" w:type="dxa"/>
+              <w:left w:w="75" w:type="dxa"/>
+              <w:bottom w:w="75" w:type="dxa"/>
+              <w:right w:w="75" w:type="dxa"/>
+            </w:tcMar>
+          </w:tcPr>
+          <w:p>
+            <w:pPr>
+              <w:spacing w:after="60" w:before="60"/>
+            </w:pPr>
+            <w:r>
+              <w:rPr>
+                <w:b w:val="0"/>
+                <w:sz w:val="19"/>
+              </w:rPr>
+              <w:t>1 December 2000–28 February 2001</w:t>
+            </w:r>
+          </w:p>
+        </w:tc>
+      </w:tr>
+      <w:tr>
+        <w:trPr>
+          <w:cantSplit/>
+        </w:trPr>
+        <w:tc>
+          <w:tcPr>
+            <w:tcW w:type="dxa" w:w="1944"/>
+            <w:vAlign w:val="center"/>
+            <w:tcBorders>
+              <w:top w:val="single" w:sz="5" w:color="D9D9D9"/>
+              <w:left w:val="single" w:sz="5" w:color="D9D9D9"/>
+              <w:bottom w:val="single" w:sz="5" w:color="D9D9D9"/>
+              <w:right w:val="single" w:sz="5" w:color="D9D9D9"/>
+            </w:tcBorders>
+            <w:tcMar>
+              <w:top w:w="75" w:type="dxa"/>
+              <w:left w:w="75" w:type="dxa"/>
+              <w:bottom w:w="75" w:type="dxa"/>
+              <w:right w:w="75" w:type="dxa"/>
+            </w:tcMar>
+          </w:tcPr>
+          <w:p>
+            <w:pPr>
+              <w:spacing w:after="60" w:before="60"/>
+            </w:pPr>
+            <w:r>
+              <w:rPr>
+                <w:b w:val="0"/>
+                <w:sz w:val="19"/>
+              </w:rPr>
+              <w:t>Winter half-year</w:t>
+            </w:r>
+          </w:p>
+        </w:tc>
+        <w:tc>
+          <w:tcPr>
+            <w:tcW w:type="dxa" w:w="3816"/>
+            <w:vAlign w:val="center"/>
+            <w:tcBorders>
+              <w:top w:val="single" w:sz="5" w:color="D9D9D9"/>
+              <w:left w:val="single" w:sz="5" w:color="D9D9D9"/>
+              <w:bottom w:val="single" w:sz="5" w:color="D9D9D9"/>
+              <w:right w:val="single" w:sz="5" w:color="D9D9D9"/>
+            </w:tcBorders>
+            <w:tcMar>
+              <w:top w:w="75" w:type="dxa"/>
+              <w:left w:w="75" w:type="dxa"/>
+              <w:bottom w:w="75" w:type="dxa"/>
+              <w:right w:w="75" w:type="dxa"/>
+            </w:tcMar>
+          </w:tcPr>
+          <w:p>
+            <w:pPr>
+              <w:spacing w:after="60" w:before="60"/>
+            </w:pPr>
+            <w:r>
+              <w:rPr>
+                <w:b w:val="0"/>
+                <w:sz w:val="19"/>
+              </w:rPr>
+              <w:t>1 October of t − 2 to 31 March of t − 1</w:t>
+            </w:r>
+          </w:p>
+        </w:tc>
+        <w:tc>
+          <w:tcPr>
+            <w:tcW w:type="dxa" w:w="3744"/>
+            <w:vAlign w:val="center"/>
+            <w:tcBorders>
+              <w:top w:val="single" w:sz="5" w:color="D9D9D9"/>
+              <w:left w:val="single" w:sz="5" w:color="D9D9D9"/>
+              <w:bottom w:val="single" w:sz="5" w:color="D9D9D9"/>
+              <w:right w:val="single" w:sz="5" w:color="D9D9D9"/>
+            </w:tcBorders>
+            <w:tcMar>
+              <w:top w:w="75" w:type="dxa"/>
+              <w:left w:w="75" w:type="dxa"/>
+              <w:bottom w:w="75" w:type="dxa"/>
+              <w:right w:w="75" w:type="dxa"/>
+            </w:tcMar>
+          </w:tcPr>
+          <w:p>
+            <w:pPr>
+              <w:spacing w:after="60" w:before="60"/>
+            </w:pPr>
+            <w:r>
+              <w:rPr>
+                <w:b w:val="0"/>
+                <w:sz w:val="19"/>
+              </w:rPr>
+              <w:t>1 October 2000–31 March 2001</w:t>
+            </w:r>
+          </w:p>
+        </w:tc>
+      </w:tr>
+      <w:tr>
+        <w:trPr>
+          <w:cantSplit/>
+        </w:trPr>
+        <w:tc>
+          <w:tcPr>
+            <w:tcW w:type="dxa" w:w="1944"/>
+            <w:vAlign w:val="center"/>
+            <w:tcBorders>
+              <w:top w:val="single" w:sz="5" w:color="D9D9D9"/>
+              <w:left w:val="single" w:sz="5" w:color="D9D9D9"/>
+              <w:bottom w:val="single" w:sz="5" w:color="D9D9D9"/>
+              <w:right w:val="single" w:sz="5" w:color="D9D9D9"/>
+            </w:tcBorders>
+            <w:tcMar>
+              <w:top w:w="75" w:type="dxa"/>
+              <w:left w:w="75" w:type="dxa"/>
+              <w:bottom w:w="75" w:type="dxa"/>
+              <w:right w:w="75" w:type="dxa"/>
+            </w:tcMar>
+          </w:tcPr>
+          <w:p>
+            <w:pPr>
+              <w:spacing w:after="60" w:before="60"/>
+            </w:pPr>
+            <w:r>
+              <w:rPr>
+                <w:b w:val="0"/>
+                <w:sz w:val="19"/>
+              </w:rPr>
+              <w:t>Summer half-year and dry-spell window</w:t>
+            </w:r>
+          </w:p>
+        </w:tc>
+        <w:tc>
+          <w:tcPr>
+            <w:tcW w:type="dxa" w:w="3816"/>
+            <w:vAlign w:val="center"/>
+            <w:tcBorders>
+              <w:top w:val="single" w:sz="5" w:color="D9D9D9"/>
+              <w:left w:val="single" w:sz="5" w:color="D9D9D9"/>
+              <w:bottom w:val="single" w:sz="5" w:color="D9D9D9"/>
+              <w:right w:val="single" w:sz="5" w:color="D9D9D9"/>
+            </w:tcBorders>
+            <w:tcMar>
+              <w:top w:w="75" w:type="dxa"/>
+              <w:left w:w="75" w:type="dxa"/>
+              <w:bottom w:w="75" w:type="dxa"/>
+              <w:right w:w="75" w:type="dxa"/>
+            </w:tcMar>
+          </w:tcPr>
+          <w:p>
+            <w:pPr>
+              <w:spacing w:after="60" w:before="60"/>
+            </w:pPr>
+            <w:r>
+              <w:rPr>
+                <w:b w:val="0"/>
+                <w:sz w:val="19"/>
+              </w:rPr>
+              <w:t>1 April–30 September of t − 1</w:t>
+            </w:r>
+          </w:p>
+        </w:tc>
+        <w:tc>
+          <w:tcPr>
+            <w:tcW w:type="dxa" w:w="3744"/>
+            <w:vAlign w:val="center"/>
+            <w:tcBorders>
+              <w:top w:val="single" w:sz="5" w:color="D9D9D9"/>
+              <w:left w:val="single" w:sz="5" w:color="D9D9D9"/>
+              <w:bottom w:val="single" w:sz="5" w:color="D9D9D9"/>
+              <w:right w:val="single" w:sz="5" w:color="D9D9D9"/>
+            </w:tcBorders>
+            <w:tcMar>
+              <w:top w:w="75" w:type="dxa"/>
+              <w:left w:w="75" w:type="dxa"/>
+              <w:bottom w:w="75" w:type="dxa"/>
+              <w:right w:w="75" w:type="dxa"/>
+            </w:tcMar>
+          </w:tcPr>
+          <w:p>
+            <w:pPr>
+              <w:spacing w:after="60" w:before="60"/>
+            </w:pPr>
+            <w:r>
+              <w:rPr>
+                <w:b w:val="0"/>
+                <w:sz w:val="19"/>
+              </w:rPr>
+              <w:t>1 April–30 September 2001</w:t>
+            </w:r>
+          </w:p>
+        </w:tc>
+      </w:tr>
+    </w:tbl>
+    <w:p>
+      <w:pPr>
+        <w:pStyle w:val="Caption"/>
+        <w:spacing w:before="120"/>
+      </w:pPr>
+      <w:r>
+        <w:t>All boundaries are inclusive. Winter length follows the actual calendar, including 29 February in leap growth years. A calendar-year winter made from January, February and December of the same year would mix winters on either side of the growth season; the code instead constructs continuous date ranges from daily records.</w:t>
+      </w:r>
+    </w:p>
+    <w:p>
+      <w:r>
+        <w:t>The current eight hypotheses use spring rainfall, temperature, sunshine and frost; summer rainfall, temperature and sunshine; and the April–September dry spell. Autumn, previous winter and winter-half-year variables are prepared for context but are not tested in the current eight-model comparison. April–September defines the dry-spell search interval; it does not replace June–August as the summer window. A combined previous-winter-plus-summer model and a calendar-year annual model are not part of the present analysis.</w:t>
       </w:r>
     </w:p>
     <w:p>
       <w:pPr>
+        <w:pStyle w:val="Heading1"/>
+        <w:pageBreakBefore/>
+      </w:pPr>
+      <w:r>
+        <w:t>Daily aggregation and Methods wording</w:t>
+      </w:r>
+    </w:p>
+    <w:p>
+      <w:r>
+        <w:t>Rainfall (mm) and sunshine (hours) are daily sums within each window. Temperature is the mean of daily mean-air-temperature values, not an unweighted average of monthly means; summer has 92 days. Spring frost counts use daily minimum air or grass temperature below 0 °C. The dry spell is the longest run of days with rainfall &lt;1 mm within April–September.</w:t>
+      </w:r>
+    </w:p>
+    <w:p>
+      <w:r>
+        <w:t>Every expected date and required daily value must be available. Completeness is checked on the prepared daily series; these analyses introduce no further gap-filling. The eight hypotheses use 24 identical complete-weather years. The reporting summer model uses all 26 years with complete June–August rainfall and temperature.</w:t>
+      </w:r>
+    </w:p>
+    <w:p>
+      <w:r>
+        <w:t>Measurement gaps do not change the offset. PAIC measured in 2001 averages the stock change since 1998 over three years, representing growth years 1998–2000. Weather still describes 2000, including June–August 2000 for summer; it is not averaged across the three growth years. Annualisation cannot recover growth within missing years. The final 2023 observation similarly uses summer 2022, not summer 2023.</w:t>
+      </w:r>
+    </w:p>
+    <w:p>
+      <w:pPr>
+        <w:pStyle w:val="Heading2"/>
+      </w:pPr>
+      <w:r>
+        <w:t>Suggested Methods paragraph</w:t>
+      </w:r>
+    </w:p>
+    <w:p>
+      <w:r>
+        <w:t>Periodic annual carbon increment (PAIC) was assigned to the year of the later DBH measurement and annualised over the number of years since the preceding available measurement. Weather predictors were aligned with the preceding growth year (g = t − 1, where t denotes measurement year), consistent with dormant-season measurements recording growth completed in the preceding growing season. Spring predictors were summarised from 1 March to 31 May and summer predictors from 1 June to 31 August of g. Seasonal rainfall and sunshine were summed from daily records, and air temperature was averaged over daily mean values. Spring frost counts used daily minimum air or grass temperature below 0 °C; longest dry spell was calculated over 1 April–30 September of g using a daily rainfall threshold of &lt;1 mm. Only complete daily windows were used. For multi-year measurement intervals, PAIC remained annualised over the full interval but was paired with weather from the final growth year, because the timing of growth within unmeasured years was unknown.</w:t>
+      </w:r>
+    </w:p>
+    <w:p>
+      <w:pPr>
+        <w:pStyle w:val="Heading2"/>
+      </w:pPr>
+      <w:r>
+        <w:t>Timing qualification and source trail</w:t>
+      </w:r>
+    </w:p>
+    <w:p>
+      <w:r>
+        <w:t>The earlier co-author comment identifies March measurements and assumes earlier observers followed that practice; the thesis describes November–March. The tree table contains year labels, not individual visit dates. The code applies t − 1 consistently rather than correcting individual November or March visits. Describe this adopted convention without claiming that every historical visit date was individually verified.</w:t>
+      </w:r>
+    </w:p>
+    <w:p>
+      <w:pPr>
+        <w:pStyle w:val="Caption"/>
+      </w:pPr>
+      <w:r>
+        <w:t>Verified sources: scripts/config.R; scripts/prep/01_tree_growth.R and 02_weather.R; analysis/10_weather_departure_screen.R, 14_raw_paic_weather_final.R and 17_weather_hypothesis_models.R. The 2002 windows and daily summer aggregation were checked directly; dates are recorded in results/checks/weather_timing_methods_audit.csv. The earlier discussion and co-author example are in “Jyoti Code Walkthrough Thesis Analysis” (https://chatgpt.com/c/6a1ebf0c-89a8-8391-abab-ad1e97d666a1).</w:t>
+      </w:r>
+    </w:p>
+    <w:p>
+      <w:pPr>
+        <w:pStyle w:val="Heading1"/>
+        <w:pageBreakBefore/>
+      </w:pPr>
+      <w:r>
+        <w:t>Comparing the weather hypotheses</w:t>
+      </w:r>
+    </w:p>
+    <w:p>
+      <w:pPr>
+        <w:keepNext/>
         <w:jc w:val="center"/>
       </w:pPr>
       <w:r>
         <w:drawing>
           <wp:inline xmlns:a="http://schemas.openxmlformats.org/drawingml/2006/main" xmlns:pic="http://schemas.openxmlformats.org/drawingml/2006/picture">
-            <wp:extent cx="6035040" cy="4358640"/>
-            <wp:docPr id="1" name="Picture 1" descr="Figure 1. Pearson correlations between each candidate and original PAIC, by hybrid, using 24 common complete-weather measurement years. The colour scale is centred on zero. These are descriptive associations and include shared temporal patterns."/>
+            <wp:extent cx="6035040" cy="4023360"/>
+            <wp:docPr id="4" name="Picture 4"/>
             <wp:cNvGraphicFramePr>
               <a:graphicFrameLocks noChangeAspect="1"/>
             </wp:cNvGraphicFramePr>
@@ -707,7 +1485,7 @@
                     <pic:cNvPicPr/>
                   </pic:nvPicPr>
                   <pic:blipFill>
-                    <a:blip r:embed="rId20"/>
+                    <a:blip r:embed="rId23"/>
                     <a:stretch>
                       <a:fillRect/>
                     </a:stretch>
@@ -715,7 +1493,7 @@
                   <pic:spPr>
                     <a:xfrm>
                       <a:off x="0" y="0"/>
-                      <a:ext cx="6035040" cy="4358640"/>
+                      <a:ext cx="6035040" cy="4023360"/>
                     </a:xfrm>
                     <a:prstGeom prst="rect"/>
                   </pic:spPr>
@@ -731,17 +1509,17 @@
         <w:pStyle w:val="Caption"/>
       </w:pPr>
       <w:r>
-        <w:t>Figure 1. Pearson correlations between each candidate and original PAIC, by hybrid, using 24 common complete-weather measurement years. The colour scale is centred on zero. These are descriptive associations and include shared temporal patterns.</w:t>
+        <w:t>Figure 1. Eight hypothesis models fitted on the same 24 years for each hybrid, with a Gamma log link and linear and squared age. Weather terms are named in the rows. Values are AICc minus the lowest AICc within each hybrid: zero marks the top candidate; lower values indicate more support after penalising complexity. Rankings are exploratory under remaining temporal dependence and prior examination of these data.</w:t>
       </w:r>
     </w:p>
     <w:p>
       <w:r>
-        <w:t>We inspected scatterplots for all nine variables within each hybrid and calculated Pearson correlations for linear association and Spearman correlations for rank association. The common 24-year comparison excludes measurement years 2001 and 2019 because of incomplete spring temperature or ground-frost records. Predictor-specific complete records (25 or 26 years) and omission of individual years were also checked; the final summer models use all 26 complete summer years.</w:t>
+        <w:t>We compared the same eight models separately for each hybrid, as defined by the rows in Figure 1. Spring and summer conditions combine rainfall and temperature; other weather models add one sunshine, dry-spell or frost predictor. Every model retains quadratic age. All nine weather candidates enter this comparison; correlations do not filter their inclusion.</w:t>
       </w:r>
     </w:p>
     <w:p>
       <w:r>
-        <w:t>Summer rainfall has the clearest consistent positive raw association: Pearson r = 0.40, 0.56, 0.57 and 0.63 for Beaupre, Gibecq, Robusta and Trichobel. The corresponding Spearman values are 0.36, 0.48, 0.50 and 0.63. Every leave-one-year-out Pearson value remains positive. Summer temperature has weaker raw correlations: 0.03, 0.06, 0.20 and 0.27; Trichobel also has positive spring temperature and sunshine associations.</w:t>
+        <w:t>Summer conditions ranked first for every hybrid. Age alone ranked second, with AICc differences of 5.98 for Beaupre, 2.30 for Gibecq, 5.85 for Robusta and 2.13 for Trichobel. Support is clearer for Beaupre and Robusta. The other weather hypotheses have differences of at least 4.67; this does not exclude environmental influences absent from the candidate set.</w:t>
       </w:r>
     </w:p>
     <w:p>
@@ -749,17 +1527,17 @@
         <w:pStyle w:val="Heading1"/>
       </w:pPr>
       <w:r>
-        <w:t>How the model variables were chosen</w:t>
+        <w:t>How the hypotheses were compared</w:t>
       </w:r>
     </w:p>
     <w:p>
       <w:r>
-        <w:t>We retained summer rainfall as the clearest common water-supply signal and summer temperature as a biologically motivated warmth hypothesis, including the question of Trichobel’s response. The candidate family contains no weather, rainfall alone, temperature alone, and both together. This tests the added contribution of temperature rather than assuming it is needed. Spring, sunshine, frost and dry-spell variables remain contextual screening results; they were not added through stepwise searches.</w:t>
+        <w:t>AICc balances likelihood against the number of parameters, including Gamma dispersion. Every model uses identical responses and years. Measurement years 2001 and 2019 are excluded because of incomplete spring temperature or ground-frost records. The selected summer model then uses all 26 eligible summer years for the association plot; Figure 1 always compares 24 years.</w:t>
       </w:r>
     </w:p>
     <w:p>
       <w:r>
-        <w:t>This is hypothesis-guided exploratory selection, informed by earlier examination of the dataset. It was not independently prespecified. Correlation strength alone did not determine inclusion, and the reported intervals do not account for this selection process.</w:t>
+        <w:t>We also omitted each of the 24 years in turn and refitted all candidates. Summer remained first in 24/24 fits for Beaupre and Robusta, 23/24 for Gibecq and 22/24 for Trichobel. These are influence checks, not independent validation. Earlier data exploration informed the hypotheses; association intervals remain conditional on the selected summer model.</w:t>
       </w:r>
     </w:p>
     <w:p>
@@ -808,7 +1586,7 @@
     </w:p>
     <w:p>
       <w:r>
-        <w:t>The same quadratic age specification is used in all four candidate models: age alone, age plus summer rainfall, age plus summer temperature, and age plus both. This gives four fits per hybrid and 16 fits overall, all on the same 26 years. The combined-weather model supplies the comparable associations presented in Figure 2; rainfall-only and temperature-only candidates describe the contribution of the other weather term without a stepwise search.</w:t>
+        <w:t>The same quadratic age specification is used in all eight hypothesis models (32 fits on the common 24 years). The combined summer-weather model ranks first in each hybrid and supplies the final associations. Reporting uses all 26 complete-summer years. Its inputs and estimates were verified against the earlier fit. Model SEs and coefficient tests describe this selected model; they do not include model-selection uncertainty.</w:t>
       </w:r>
     </w:p>
     <w:p>
@@ -829,17 +1607,17 @@
         <w:pStyle w:val="Heading1"/>
       </w:pPr>
       <w:r>
-        <w:t>What the dots and whiskers mean</w:t>
+        <w:t>Model standard errors</w:t>
       </w:r>
     </w:p>
     <w:p>
       <w:r>
-        <w:t>Dots are estimated mean PAIC differences for the stated weather contrasts. Whiskers show uncertainty in those estimates. We generated 1,000 alternative datasets by resampling blocks of three successive observed visits. All four hybrids and their weather move together. We refit the four hybrid models and recalculate the contrasts for each resample. The middle 95% of these values gives a pointwise percentile interval.</w:t>
+        <w:t>Estimates are presented with ±1 model-based standard error (SE). For the absolute PAIC differences, SEs are calculated by the delta method using the full coefficient covariance matrix. This carries uncertainty from the fitted model onto the carbon-increment scale. The whiskers show ±1 SE, not 95% confidence intervals, and should not be read as a 5% significance test.</w:t>
       </w:r>
     </w:p>
     <w:p>
       <w:r>
-        <w:t>Hybrid differences are calculated directly within each resample, preserving their pairing. A wider whisker means the mean association is less precisely estimated; it does not measure year-to-year variability in physiological sensitivity. The models do not estimate separate weather slopes for individual years. Blocks wrap across the record ends and cover three visits, not necessarily three calendar years. Intervals are exploratory, not simultaneous, and omit variable-selection, allometric and weather measurement uncertainty.</w:t>
+        <w:t>Suggested Methods wording: “Hybrid-specific Gamma models with a log link included summer rainfall, summer temperature, age and age squared. Absolute mean PAIC contrasts were averaged over the observed ages and reported with model-based standard errors calculated by the delta method. Coefficient tests used the conventional model t tests. Standard errors and tests assume independent observations and are conditional on the selected model.”</w:t>
       </w:r>
     </w:p>
     <w:p>
@@ -853,13 +1631,14 @@
     </w:p>
     <w:p>
       <w:pPr>
+        <w:keepNext/>
         <w:jc w:val="center"/>
       </w:pPr>
       <w:r>
         <w:drawing>
           <wp:inline xmlns:a="http://schemas.openxmlformats.org/drawingml/2006/main" xmlns:pic="http://schemas.openxmlformats.org/drawingml/2006/picture">
-            <wp:extent cx="6035040" cy="3218688"/>
-            <wp:docPr id="2" name="Picture 2" descr="Figure 2. Absolute PAIC differences associated with summer rainfall and temperature, conditional on hybrid-specific quadratic age trajectories. Dots show estimated mean differences and whiskers show pointwise 95% paired block-bootstrap intervals. Rainfall and temperature are included together. Whiskers quantify estimation uncertainty, not annual variation in the response."/>
+            <wp:extent cx="5806440" cy="3096768"/>
+            <wp:docPr id="5" name="Picture 5"/>
             <wp:cNvGraphicFramePr>
               <a:graphicFrameLocks noChangeAspect="1"/>
             </wp:cNvGraphicFramePr>
@@ -867,11 +1646,11 @@
               <a:graphicData uri="http://schemas.openxmlformats.org/drawingml/2006/picture">
                 <pic:pic>
                   <pic:nvPicPr>
-                    <pic:cNvPr id="0" name="image.png"/>
+                    <pic:cNvPr id="0" name="final_weather_hybrid_effects.png"/>
                     <pic:cNvPicPr/>
                   </pic:nvPicPr>
                   <pic:blipFill>
-                    <a:blip r:embed="rId21"/>
+                    <a:blip r:embed="rId24"/>
                     <a:stretch>
                       <a:fillRect/>
                     </a:stretch>
@@ -879,7 +1658,7 @@
                   <pic:spPr>
                     <a:xfrm>
                       <a:off x="0" y="0"/>
-                      <a:ext cx="6035040" cy="3218688"/>
+                      <a:ext cx="5806440" cy="3096768"/>
                     </a:xfrm>
                     <a:prstGeom prst="rect"/>
                   </pic:spPr>
@@ -895,7 +1674,7 @@
         <w:pStyle w:val="Caption"/>
       </w:pPr>
       <w:r>
-        <w:t>Figure 2. Absolute PAIC differences associated with summer rainfall and temperature, conditional on hybrid-specific quadratic age trajectories. Dots show estimated mean differences and whiskers show pointwise 95% paired block-bootstrap intervals. Rainfall and temperature are included together. Whiskers quantify estimation uncertainty, not annual variation in the response.</w:t>
+        <w:t>Figure 2. Separate Gamma log-link models include linear and squared age, June–August rainfall and mean temperature for each hybrid, using 26 measurement years. Rainfall is contrasted from 122.44 to 222.44 mm at 15.81 °C; temperature is contrasted from 15.31 to 16.31 °C at 172.44 mm rainfall. Differences are averaged equally over the 26 observed ages and expressed in Mg C ha⁻¹ yr⁻¹. Points show absolute mean PAIC differences; whiskers show ±1 model-based SE calculated by the delta method, not 95% confidence intervals. The dashed line marks zero. Weather describes the preceding growth year, including annualised multi-year intervals.</w:t>
       </w:r>
     </w:p>
     <w:tbl>
@@ -1074,7 +1853,7 @@
                 <w:b w:val="0"/>
                 <w:sz w:val="19"/>
               </w:rPr>
-              <w:t>0.69 (0.35, 1.19)</w:t>
+              <w:t>0.69 ± 0.22</w:t>
             </w:r>
           </w:p>
         </w:tc>
@@ -1106,7 +1885,7 @@
                 <w:b w:val="0"/>
                 <w:sz w:val="19"/>
               </w:rPr>
-              <w:t>0.44 (0.11, 0.92)</w:t>
+              <w:t>0.44 ± 0.18</w:t>
             </w:r>
           </w:p>
         </w:tc>
@@ -1174,7 +1953,7 @@
                 <w:b w:val="0"/>
                 <w:sz w:val="19"/>
               </w:rPr>
-              <w:t>0.66 (0.28, 1.40)</w:t>
+              <w:t>0.66 ± 0.23</w:t>
             </w:r>
           </w:p>
         </w:tc>
@@ -1206,7 +1985,7 @@
                 <w:b w:val="0"/>
                 <w:sz w:val="19"/>
               </w:rPr>
-              <w:t>0.39 (0.03, 1.12)</w:t>
+              <w:t>0.39 ± 0.19</w:t>
             </w:r>
           </w:p>
         </w:tc>
@@ -1274,7 +2053,7 @@
                 <w:b w:val="0"/>
                 <w:sz w:val="19"/>
               </w:rPr>
-              <w:t>0.56 (0.29, 0.81)</w:t>
+              <w:t>0.56 ± 0.19</w:t>
             </w:r>
           </w:p>
         </w:tc>
@@ -1306,7 +2085,7 @@
                 <w:b w:val="0"/>
                 <w:sz w:val="19"/>
               </w:rPr>
-              <w:t>0.53 (0.18, 1.02)</w:t>
+              <w:t>0.53 ± 0.17</w:t>
             </w:r>
           </w:p>
         </w:tc>
@@ -1374,7 +2153,7 @@
                 <w:b w:val="0"/>
                 <w:sz w:val="19"/>
               </w:rPr>
-              <w:t>0.77 (0.26, 1.09)</w:t>
+              <w:t>0.77 ± 0.27</w:t>
             </w:r>
           </w:p>
         </w:tc>
@@ -1406,7 +2185,7 @@
                 <w:b w:val="0"/>
                 <w:sz w:val="19"/>
               </w:rPr>
-              <w:t>0.58 (-0.07, 1.21)</w:t>
+              <w:t>0.58 ± 0.24</w:t>
             </w:r>
           </w:p>
         </w:tc>
@@ -1422,17 +2201,17 @@
         <w:pStyle w:val="Caption"/>
       </w:pPr>
       <w:r>
-        <w:t>Table 1. Absolute mean PAIC differences (Mg C ha⁻¹ yr⁻¹) and pointwise 95% intervals from the combined-weather models. Contrasts are centred on mean weather and averaged over common observed ages. An interval extending below zero allows a negative association; fitted PAIC itself remains positive.</w:t>
+        <w:t>Table 1. Absolute mean PAIC differences ±1 model-based SE (Mg C ha⁻¹ yr⁻¹). Contrasts are centred on study-average weather and averaged over the same observed ages. SEs are calculated from the full model coefficient covariance by the delta method.</w:t>
       </w:r>
     </w:p>
     <w:p>
       <w:r>
-        <w:t>Rainfall estimates are positive in all hybrids, and their intervals are above zero. Trichobel has the largest point estimate, 0.77 Mg C ha⁻¹ yr⁻¹ per 100 mm, followed by Beaupre (0.69), Gibecq (0.66) and Robusta (0.56). Direct paired comparisons do not clearly distinguish the hybrid effects: all their pointwise 95% intervals include zero.</w:t>
+        <w:t>Rainfall estimates are positive in all hybrids. Trichobel has the largest absolute estimate, 0.77 ± 0.27 Mg C ha⁻¹ yr⁻¹ per 100 mm, followed by Beaupre (0.69 ± 0.22), Gibecq (0.66 ± 0.23) and Robusta (0.56 ± 0.19). Conventional rainfall-coefficient p-values are 0.0020, 0.0046, 0.0052 and 0.0107 for Beaupre, Gibecq, Robusta and Trichobel, respectively.</w:t>
       </w:r>
     </w:p>
     <w:p>
       <w:r>
-        <w:t>Temperature estimates are also positive. Trichobel has the largest point estimate, 0.58 Mg C ha⁻¹ yr⁻¹ per 1 °C, but its interval is broad and includes zero (−0.07 to 1.21). The other estimates are 0.44 for Beaupre, 0.39 for Gibecq and 0.53 for Robusta. None of the paired temperature differences between hybrids has an interval wholly above or below zero. The results therefore do not establish that Trichobel is either more or less temperature-sensitive than the others.</w:t>
+        <w:t>Temperature estimates are also positive: Beaupre 0.44 ± 0.18, Gibecq 0.39 ± 0.19, Robusta 0.53 ± 0.17 and Trichobel 0.58 ± 0.24 Mg C ha⁻¹ yr⁻¹ per 1 °C. Conventional temperature-coefficient p-values are 0.0152, 0.0396, 0.0026 and 0.0222, respectively. Both weather coefficients have p &lt; 0.05 in each hybrid under these tests. Separate within-hybrid tests do not test whether the hybrid responses differ.</w:t>
       </w:r>
     </w:p>
     <w:p>
@@ -1454,12 +2233,12 @@
     </w:p>
     <w:p>
       <w:r>
-        <w:t>The most consistent association is greater PAIC with wetter summers across all four hybrids, compatible with a contribution from summer water availability. Warmer summers are also associated with greater fitted PAIC, conditional on rainfall and the modelled age trajectory. These patterns provide a possible environmental contribution to growth during the study, rather than an independent attribution to climate change.</w:t>
+        <w:t>The hypothesis comparison supports summer conditions over the other weather hypotheses considered. Support relative to age alone is clearer for Beaupre and Robusta. The reporting models associate wetter summers with greater PAIC, compatible with a role for water availability. The grouped summer-model ranking does not establish that both weather variables are individually necessary in every hybrid.</w:t>
       </w:r>
     </w:p>
     <w:p>
       <w:r>
-        <w:t>Trichobel has the largest estimated absolute association with both rainfall and temperature. However, its temperature association is less precisely estimated, and direct comparisons do not establish that its weather responses differ from those of the other hybrids. Appropriate wording is: “Trichobel showed the largest estimated absolute PAIC response to increased summer rainfall, although differences between hybrids were uncertain.” Avoid describing the whiskers as evidence that its response varied more between years.</w:t>
+        <w:t>Trichobel has the largest estimated absolute association with both rainfall and temperature. This is a descriptive ranking of point estimates; the separate model tests assess each hybrid’s association with weather, not differences between hybrids. Appropriate wording is: “Trichobel showed the largest estimated absolute PAIC association with summer rainfall and temperature.” The whiskers describe uncertainty in mean associations, not variation in physiological sensitivity between years.</w:t>
       </w:r>
     </w:p>
     <w:p>
@@ -1482,17 +2261,17 @@
     </w:p>
     <w:p>
       <w:r>
-        <w:t>Weather refers to the growth year preceding measurement. Annualisation accounts for the duration of multi-year PAIC intervals but cannot identify growth in missing years; using the final year’s weather leaves that timing uncertain. The 26 shared weather occasions are the basis for environmental inference; the four hybrid summaries do not multiply the independent weather sample size.</w:t>
+        <w:t>Weather refers to the growth year preceding measurement; annualisation cannot identify growth timing in missing years. AICc comparison uses 24 shared weather occasions, while final summer estimation uses 26. Reusing observations for selection and estimation makes the results exploratory rather than independent confirmation.</w:t>
       </w:r>
     </w:p>
     <w:p>
       <w:r>
-        <w:t>Residual correlations between consecutive calendar years are approximately 0.35, 0.56, 0.29 and 0.00 for Beaupre, Gibecq, Robusta and Trichobel. Three-visit blocks preserve some local dependence, but their length is not established as sufficient. Interval endpoints remain exploratory. Stronger significance claims would require a defensible serial-error analysis or assessment of block-length sensitivity.</w:t>
+        <w:t>In the 26-year reporting summer models, consecutive-calendar-year residual correlations are approximately 0.35, 0.56, 0.29 and 0.00 for Beaupre, Gibecq, Robusta and Trichobel. The models assume independent observations; remaining temporal dependence may make conventional SEs and p-values optimistic. Results are therefore presented as exploratory associations.</w:t>
       </w:r>
     </w:p>
     <w:p>
       <w:r>
-        <w:t>All 4,000 bootstrap model fits converged. Nevertheless, some resamples produced very large absolute effects when evaluated across the full reference age range. For affected hybrid–predictor combinations, 1–8 of 1,000 resamples exceeded an absolute difference of 10 Mg C ha⁻¹ yr⁻¹. These values were retained. The central percentile intervals are finite, but the tails indicate unstable extrapolation in some resamples and reinforce the exploratory interpretation. Individual-year omission results and tail checks are saved.</w:t>
+        <w:t>Residual, Gamma quantile, variance-pattern and influence plots were inspected. There is some residual temporal structure, variation in residual spread and influential observations; year-omission checks are retained. Diagnostic plots and summaries are saved with the analysis. These checks do not establish that all model assumptions hold.</w:t>
       </w:r>
     </w:p>
     <w:p>
@@ -1505,7 +2284,7 @@
     </w:p>
     <w:p>
       <w:r>
-        <w:t>Use Figure 2 for the weather associations and explain the hypothesis-guided variable selection in Methods. Figure 1 can document that selection in supplementary material. Figure S1 shows the fitted quadratic age trajectories at fixed weather, making the background age patterns explicit without treating them as isolated causal effects.</w:t>
+        <w:t>Use Figure 1 to show the hypothesis comparison and Figure 2 for the conditional summer-weather associations. Explain that comparison uses 24 common years and the reporting summer models use all 26 eligible summer years. Figure S1 explains the fitted background age patterns at fixed weather; it is optional supporting material rather than a required main-paper result. Retain the age–time confounding, model-selection and temporal-dependence caveats.</w:t>
       </w:r>
     </w:p>
     <w:p>
@@ -1519,13 +2298,14 @@
     </w:p>
     <w:p>
       <w:pPr>
+        <w:keepNext/>
         <w:jc w:val="center"/>
       </w:pPr>
       <w:r>
         <w:drawing>
           <wp:inline xmlns:a="http://schemas.openxmlformats.org/drawingml/2006/main" xmlns:pic="http://schemas.openxmlformats.org/drawingml/2006/picture">
-            <wp:extent cx="5669280" cy="4094480"/>
-            <wp:docPr id="3" name="Picture 3" descr="Figure S1. Fitted mean PAIC across the observed age range, with summer temperature fixed at 15.81 °C and rainfall at 172.44 mm. Each hybrid has its own quadratic age terms. These curves illustrate model shapes; uncertainty is omitted for clarity. They are not observed growth trajectories or estimates of an isolated causal age effect."/>
+            <wp:extent cx="5329123" cy="3848811"/>
+            <wp:docPr id="3" name="Picture 3" descr="Figure S1. The curves are Gamma log-link fitted means with hybrid-specific linear and squared age terms, holding June to August mean temperature at 15.81 degrees C and rainfall at 172.44 mm. Only the observed age range is shown. Uncertainty bands are omitted. These curves describe conditional fitted shapes, not observed trajectories or independently identified causal effects of age."/>
             <wp:cNvGraphicFramePr>
               <a:graphicFrameLocks noChangeAspect="1"/>
             </wp:cNvGraphicFramePr>
@@ -1545,7 +2325,7 @@
                   <pic:spPr>
                     <a:xfrm>
                       <a:off x="0" y="0"/>
-                      <a:ext cx="5669280" cy="4094480"/>
+                      <a:ext cx="5329123" cy="3848811"/>
                     </a:xfrm>
                     <a:prstGeom prst="rect"/>
                   </pic:spPr>
@@ -1561,12 +2341,22 @@
         <w:pStyle w:val="Caption"/>
       </w:pPr>
       <w:r>
-        <w:t>Figure S1. Fitted mean PAIC across the observed age range, with summer temperature fixed at 15.81 °C and rainfall at 172.44 mm. Each hybrid has its own quadratic age terms. These curves illustrate model shapes; uncertainty is omitted for clarity. They are not observed growth trajectories or estimates of an isolated causal age effect.</w:t>
+        <w:t>Figure S1. The curves are Gamma log-link fitted means with hybrid-specific linear and squared age terms, holding June to August mean temperature at 15.81 degrees C and rainfall at 172.44 mm. Only the observed age range is shown. Uncertainty bands are omitted. These curves describe conditional fitted shapes, not observed trajectories or independently identified causal effects of age.</w:t>
       </w:r>
     </w:p>
     <w:p>
       <w:r>
-        <w:t>The fitted age trajectory declines in Beaupre, bends modestly in Gibecq, and allows a growth peak followed by decline in Robusta and Trichobel. These are conditional descriptions of this cohort at fixed weather, not evidence that hybrids would follow the same trajectory under other management or stand conditions.</w:t>
+        <w:t>The curves show the smooth background PAIC pattern after accounting for summer weather. They are drawn by varying age across its observed range while holding rainfall and temperature at their averages, so individual wet, dry, warm or cool years do not make the curves fluctuate.</w:t>
+      </w:r>
+    </w:p>
+    <w:p>
+      <w:r>
+        <w:t>Beaupre shows a gradual decline. Gibecq is fairly flat initially, then declines. Robusta rises to a broad peak before declining. Trichobel rises more strongly to a later peak, then declines. These are fitted background patterns during this study.</w:t>
+      </w:r>
+    </w:p>
+    <w:p>
+      <w:r>
+        <w:t>PAIC is annual carbon addition: declining PAIC means less carbon added each year, not necessarily carbon loss. Age also tracks calendar time, competition and management; the curves do not isolate biological ageing. This plot is optional working material for interpreting the model.</w:t>
       </w:r>
     </w:p>
     <w:tbl>
@@ -2097,15 +2887,7 @@
         <w:pStyle w:val="Caption"/>
       </w:pPr>
       <w:r>
-        <w:t>Table S1. Pseudo-R² = 1 − combined-model deviance / intercept-only deviance and therefore describes age and weather together. The last column compares the combined model with quadratic age alone. These are improvements in fitted Gamma deviance, not percentages of raw PAIC variance explained or a causal share attributable to weather. AICc comparisons of all four weather candidates are exported separately and remain descriptive because residual serial dependence persists.</w:t>
-      </w:r>
-    </w:p>
-    <w:p>
-      <w:pPr>
-        <w:pStyle w:val="Caption"/>
-      </w:pPr>
-      <w:r>
-        <w:t>Reproducibility: analysis/14_raw_paic_weather_final.R, its figures helper and 14_raw_paic_weather_checks.R; results/models/final_raw_paic_weather.rds; current final_weather_ tables and figures. Candidate weather values are reused from weather_departure_screen_data.csv; no departures from that file enter the models. Figures have 600 dpi PNG and vector PDF exports. Earlier plots are archived outside results/figures; earlier Word versions are preserved separately.</w:t>
+        <w:t>Table S1. These summaries describe the 26-year reporting summer models. Pseudo-R² = 1 − combined-model deviance / intercept-only deviance describes age and weather together. The last column compares that model with quadratic age alone; it is not a causal share of raw PAIC variance explained. The eight-hypothesis AICc comparison is calculated separately on 24 identical years, as shown in Figure 1.</w:t>
       </w:r>
     </w:p>
     <w:sectPr>
